--- a/API文档.docx
+++ b/API文档.docx
@@ -77,6 +77,519 @@
         <w:t>- 所有接口均返回 JSON 格式</w:t>
       </w:r>
     </w:p>
+    <w:p/>
+    <w:p>
+      <w:pPr>
+        <w:pStyle w:val="Heading2"/>
+      </w:pPr>
+      <w:r>
+        <w:t>系统架构</w:t>
+      </w:r>
+    </w:p>
+    <w:p>
+      <w:pPr/>
+      <w:r>
+        <w:t>项目采用四层架构 + Provider 抽象层设计，支持真实服务与 Mock 降级自动切换。</w:t>
+      </w:r>
+    </w:p>
+    <w:p>
+      <w:pPr>
+        <w:pStyle w:val="Heading3"/>
+      </w:pPr>
+      <w:r>
+        <w:t>目录结构</w:t>
+      </w:r>
+    </w:p>
+    <w:p>
+      <w:pPr/>
+      <w:r>
+        <w:t>app/</w:t>
+        <w:br/>
+        <w:t>├── api/           # 路由层：APIRouter 定义、请求/响应处理</w:t>
+        <w:br/>
+        <w:t>├── schemas/       # 模式层：Pydantic 请求/响应模型校验</w:t>
+        <w:br/>
+        <w:t>├── services/      # 服务层：业务逻辑、房间/用户管理</w:t>
+        <w:br/>
+        <w:t>├── providers/     # Provider 层：LLM/Vision/Map 抽象与实现（新增）</w:t>
+        <w:br/>
+        <w:t>│   ├── base.py    #   ABC 抽象基类 + 通用数据结构</w:t>
+        <w:br/>
+        <w:t>│   ├── factory.py #   工厂：按环境变量解析 real/mock</w:t>
+        <w:br/>
+        <w:t>│   ├── llm/       #   LLM 文本生成</w:t>
+        <w:br/>
+        <w:t>│   │   ├── deepseek.py  # DeepSeek 真实实现（OpenAI 兼容）</w:t>
+        <w:br/>
+        <w:t>│   │   └── mock.py      # Mock 降级</w:t>
+        <w:br/>
+        <w:t>│   ├── vision/    #   视觉识景</w:t>
+        <w:br/>
+        <w:t>│   │   └── mock.py      # Mock 降级（预留 Qwen-VL）</w:t>
+        <w:br/>
+        <w:t>│   └── map/       #   地图路线</w:t>
+        <w:br/>
+        <w:t>│       └── mock.py      # Mock 降级（预留高德/百度）</w:t>
+        <w:br/>
+        <w:t>└── core/          # 配置层（新增）</w:t>
+        <w:br/>
+        <w:t xml:space="preserve">    └── config.py  #   Pydantic BaseSettings 环境变量配置</w:t>
+      </w:r>
+    </w:p>
+    <w:p>
+      <w:pPr>
+        <w:pStyle w:val="Heading3"/>
+      </w:pPr>
+      <w:r>
+        <w:t>Provider 抽象模式</w:t>
+      </w:r>
+    </w:p>
+    <w:p>
+      <w:pPr/>
+      <w:r>
+        <w:t>每个外部能力（LLM / Vision / Map）定义为一个抽象基类（ABC），提供真实实现和 Mock 实现两种 Provider。</w:t>
+        <w:br/>
+        <w:t>ProviderFactory 根据环境变量自动选择：设置 API Key 则启用真实 Provider，未设置则自动降级到 Mock。</w:t>
+        <w:br/>
+        <w:br/>
+        <w:t>当前接入状态：</w:t>
+        <w:br/>
+        <w:t>- LLM：已接入 DeepSeek（OpenAI 兼容 API），设置 DEEPSEEK_API_KEY 即可启用</w:t>
+        <w:br/>
+        <w:t>- Vision：Mock 降级（默认），后续可接入 Qwen-VL / GPT-4V</w:t>
+        <w:br/>
+        <w:t>- Map：Mock 降级（默认），后续可接入高德 / 百度地图 API</w:t>
+        <w:br/>
+        <w:br/>
+        <w:t>启动日志示例：</w:t>
+        <w:br/>
+        <w:t xml:space="preserve">  [LLM] Using DeepSeek (model=deepseek-chat, base_url=...)</w:t>
+        <w:br/>
+        <w:t xml:space="preserve">  [LLM] Using Mock (no API key configured)</w:t>
+        <w:br/>
+        <w:t xml:space="preserve">  [Vision] Using Mock (no vision API key configured)</w:t>
+        <w:br/>
+        <w:t xml:space="preserve">  [Map] Using Mock (no map API key configured)</w:t>
+      </w:r>
+    </w:p>
+    <w:p/>
+    <w:p>
+      <w:pPr>
+        <w:pStyle w:val="Heading2"/>
+      </w:pPr>
+      <w:r>
+        <w:t>环境变量配置</w:t>
+      </w:r>
+    </w:p>
+    <w:p>
+      <w:pPr/>
+      <w:r>
+        <w:t>在项目根目录创建 .env 文件，配置以下环境变量（均为可选，未设置时对应 Provider 自动降级到 Mock）：</w:t>
+      </w:r>
+    </w:p>
+    <w:tbl>
+      <w:tblPr>
+        <w:tblStyle w:val="LightGrid-Accent1"/>
+        <w:tblW w:type="auto" w:w="0"/>
+        <w:tblLook w:firstColumn="1" w:firstRow="1" w:lastColumn="0" w:lastRow="0" w:noHBand="0" w:noVBand="1" w:val="04A0"/>
+      </w:tblPr>
+      <w:tblGrid>
+        <w:gridCol w:w="2351"/>
+        <w:gridCol w:w="2351"/>
+        <w:gridCol w:w="2351"/>
+        <w:gridCol w:w="2351"/>
+      </w:tblGrid>
+      <w:tr>
+        <w:tc>
+          <w:tcPr>
+            <w:tcW w:type="dxa" w:w="2351"/>
+          </w:tcPr>
+          <w:p>
+            <w:r>
+              <w:rPr>
+                <w:b/>
+              </w:rPr>
+              <w:t>环境变量</w:t>
+            </w:r>
+          </w:p>
+        </w:tc>
+        <w:tc>
+          <w:tcPr>
+            <w:tcW w:type="dxa" w:w="2351"/>
+          </w:tcPr>
+          <w:p>
+            <w:r>
+              <w:rPr>
+                <w:b/>
+              </w:rPr>
+              <w:t>默认值</w:t>
+            </w:r>
+          </w:p>
+        </w:tc>
+        <w:tc>
+          <w:tcPr>
+            <w:tcW w:type="dxa" w:w="2351"/>
+          </w:tcPr>
+          <w:p>
+            <w:r>
+              <w:rPr>
+                <w:b/>
+              </w:rPr>
+              <w:t>说明</w:t>
+            </w:r>
+          </w:p>
+        </w:tc>
+        <w:tc>
+          <w:tcPr>
+            <w:tcW w:type="dxa" w:w="2351"/>
+          </w:tcPr>
+          <w:p>
+            <w:r>
+              <w:rPr>
+                <w:b/>
+              </w:rPr>
+              <w:t>Provider</w:t>
+            </w:r>
+          </w:p>
+        </w:tc>
+      </w:tr>
+      <w:tr>
+        <w:tc>
+          <w:tcPr>
+            <w:tcW w:type="dxa" w:w="2351"/>
+          </w:tcPr>
+          <w:p>
+            <w:r>
+              <w:t>DEEPSEEK_API_KEY</w:t>
+            </w:r>
+          </w:p>
+        </w:tc>
+        <w:tc>
+          <w:tcPr>
+            <w:tcW w:type="dxa" w:w="2351"/>
+          </w:tcPr>
+          <w:p>
+            <w:r>
+              <w:t>(空)</w:t>
+            </w:r>
+          </w:p>
+        </w:tc>
+        <w:tc>
+          <w:tcPr>
+            <w:tcW w:type="dxa" w:w="2351"/>
+          </w:tcPr>
+          <w:p>
+            <w:r>
+              <w:t>DeepSeek API 密钥</w:t>
+            </w:r>
+          </w:p>
+        </w:tc>
+        <w:tc>
+          <w:tcPr>
+            <w:tcW w:type="dxa" w:w="2351"/>
+          </w:tcPr>
+          <w:p>
+            <w:r>
+              <w:t>LLM -&gt; DeepSeek</w:t>
+            </w:r>
+          </w:p>
+        </w:tc>
+      </w:tr>
+      <w:tr>
+        <w:tc>
+          <w:tcPr>
+            <w:tcW w:type="dxa" w:w="2351"/>
+          </w:tcPr>
+          <w:p>
+            <w:r>
+              <w:t>DEEPSEEK_BASE_URL</w:t>
+            </w:r>
+          </w:p>
+        </w:tc>
+        <w:tc>
+          <w:tcPr>
+            <w:tcW w:type="dxa" w:w="2351"/>
+          </w:tcPr>
+          <w:p>
+            <w:r>
+              <w:t>https://api.deepseek.com/v1</w:t>
+            </w:r>
+          </w:p>
+        </w:tc>
+        <w:tc>
+          <w:tcPr>
+            <w:tcW w:type="dxa" w:w="2351"/>
+          </w:tcPr>
+          <w:p>
+            <w:r>
+              <w:t>API 端点地址</w:t>
+            </w:r>
+          </w:p>
+        </w:tc>
+        <w:tc>
+          <w:tcPr>
+            <w:tcW w:type="dxa" w:w="2351"/>
+          </w:tcPr>
+          <w:p>
+            <w:r>
+              <w:t>LLM</w:t>
+            </w:r>
+          </w:p>
+        </w:tc>
+      </w:tr>
+      <w:tr>
+        <w:tc>
+          <w:tcPr>
+            <w:tcW w:type="dxa" w:w="2351"/>
+          </w:tcPr>
+          <w:p>
+            <w:r>
+              <w:t>DEEPSEEK_MODEL</w:t>
+            </w:r>
+          </w:p>
+        </w:tc>
+        <w:tc>
+          <w:tcPr>
+            <w:tcW w:type="dxa" w:w="2351"/>
+          </w:tcPr>
+          <w:p>
+            <w:r>
+              <w:t>deepseek-chat</w:t>
+            </w:r>
+          </w:p>
+        </w:tc>
+        <w:tc>
+          <w:tcPr>
+            <w:tcW w:type="dxa" w:w="2351"/>
+          </w:tcPr>
+          <w:p>
+            <w:r>
+              <w:t>模型名称</w:t>
+            </w:r>
+          </w:p>
+        </w:tc>
+        <w:tc>
+          <w:tcPr>
+            <w:tcW w:type="dxa" w:w="2351"/>
+          </w:tcPr>
+          <w:p>
+            <w:r>
+              <w:t>LLM</w:t>
+            </w:r>
+          </w:p>
+        </w:tc>
+      </w:tr>
+      <w:tr>
+        <w:tc>
+          <w:tcPr>
+            <w:tcW w:type="dxa" w:w="2351"/>
+          </w:tcPr>
+          <w:p>
+            <w:r>
+              <w:t>VISION_API_KEY</w:t>
+            </w:r>
+          </w:p>
+        </w:tc>
+        <w:tc>
+          <w:tcPr>
+            <w:tcW w:type="dxa" w:w="2351"/>
+          </w:tcPr>
+          <w:p>
+            <w:r>
+              <w:t>(空)</w:t>
+            </w:r>
+          </w:p>
+        </w:tc>
+        <w:tc>
+          <w:tcPr>
+            <w:tcW w:type="dxa" w:w="2351"/>
+          </w:tcPr>
+          <w:p>
+            <w:r>
+              <w:t>视觉模型 API 密钥</w:t>
+            </w:r>
+          </w:p>
+        </w:tc>
+        <w:tc>
+          <w:tcPr>
+            <w:tcW w:type="dxa" w:w="2351"/>
+          </w:tcPr>
+          <w:p>
+            <w:r>
+              <w:t>Vision (预留)</w:t>
+            </w:r>
+          </w:p>
+        </w:tc>
+      </w:tr>
+      <w:tr>
+        <w:tc>
+          <w:tcPr>
+            <w:tcW w:type="dxa" w:w="2351"/>
+          </w:tcPr>
+          <w:p>
+            <w:r>
+              <w:t>VISION_BASE_URL</w:t>
+            </w:r>
+          </w:p>
+        </w:tc>
+        <w:tc>
+          <w:tcPr>
+            <w:tcW w:type="dxa" w:w="2351"/>
+          </w:tcPr>
+          <w:p>
+            <w:r>
+              <w:t>(空)</w:t>
+            </w:r>
+          </w:p>
+        </w:tc>
+        <w:tc>
+          <w:tcPr>
+            <w:tcW w:type="dxa" w:w="2351"/>
+          </w:tcPr>
+          <w:p>
+            <w:r>
+              <w:t>视觉模型 API 端点</w:t>
+            </w:r>
+          </w:p>
+        </w:tc>
+        <w:tc>
+          <w:tcPr>
+            <w:tcW w:type="dxa" w:w="2351"/>
+          </w:tcPr>
+          <w:p>
+            <w:r>
+              <w:t>Vision (预留)</w:t>
+            </w:r>
+          </w:p>
+        </w:tc>
+      </w:tr>
+      <w:tr>
+        <w:tc>
+          <w:tcPr>
+            <w:tcW w:type="dxa" w:w="2351"/>
+          </w:tcPr>
+          <w:p>
+            <w:r>
+              <w:t>VISION_MODEL</w:t>
+            </w:r>
+          </w:p>
+        </w:tc>
+        <w:tc>
+          <w:tcPr>
+            <w:tcW w:type="dxa" w:w="2351"/>
+          </w:tcPr>
+          <w:p>
+            <w:r>
+              <w:t>(空)</w:t>
+            </w:r>
+          </w:p>
+        </w:tc>
+        <w:tc>
+          <w:tcPr>
+            <w:tcW w:type="dxa" w:w="2351"/>
+          </w:tcPr>
+          <w:p>
+            <w:r>
+              <w:t>视觉模型名称</w:t>
+            </w:r>
+          </w:p>
+        </w:tc>
+        <w:tc>
+          <w:tcPr>
+            <w:tcW w:type="dxa" w:w="2351"/>
+          </w:tcPr>
+          <w:p>
+            <w:r>
+              <w:t>Vision (预留)</w:t>
+            </w:r>
+          </w:p>
+        </w:tc>
+      </w:tr>
+      <w:tr>
+        <w:tc>
+          <w:tcPr>
+            <w:tcW w:type="dxa" w:w="2351"/>
+          </w:tcPr>
+          <w:p>
+            <w:r>
+              <w:t>MAP_API_KEY</w:t>
+            </w:r>
+          </w:p>
+        </w:tc>
+        <w:tc>
+          <w:tcPr>
+            <w:tcW w:type="dxa" w:w="2351"/>
+          </w:tcPr>
+          <w:p>
+            <w:r>
+              <w:t>(空)</w:t>
+            </w:r>
+          </w:p>
+        </w:tc>
+        <w:tc>
+          <w:tcPr>
+            <w:tcW w:type="dxa" w:w="2351"/>
+          </w:tcPr>
+          <w:p>
+            <w:r>
+              <w:t>地图服务 API 密钥</w:t>
+            </w:r>
+          </w:p>
+        </w:tc>
+        <w:tc>
+          <w:tcPr>
+            <w:tcW w:type="dxa" w:w="2351"/>
+          </w:tcPr>
+          <w:p>
+            <w:r>
+              <w:t>Map (预留)</w:t>
+            </w:r>
+          </w:p>
+        </w:tc>
+      </w:tr>
+      <w:tr>
+        <w:tc>
+          <w:tcPr>
+            <w:tcW w:type="dxa" w:w="2351"/>
+          </w:tcPr>
+          <w:p>
+            <w:r>
+              <w:t>MAP_PROVIDER</w:t>
+            </w:r>
+          </w:p>
+        </w:tc>
+        <w:tc>
+          <w:tcPr>
+            <w:tcW w:type="dxa" w:w="2351"/>
+          </w:tcPr>
+          <w:p>
+            <w:r>
+              <w:t>amap</w:t>
+            </w:r>
+          </w:p>
+        </w:tc>
+        <w:tc>
+          <w:tcPr>
+            <w:tcW w:type="dxa" w:w="2351"/>
+          </w:tcPr>
+          <w:p>
+            <w:r>
+              <w:t>地图服务商：amap / baidu</w:t>
+            </w:r>
+          </w:p>
+        </w:tc>
+        <w:tc>
+          <w:tcPr>
+            <w:tcW w:type="dxa" w:w="2351"/>
+          </w:tcPr>
+          <w:p>
+            <w:r>
+              <w:t>Map (预留)</w:t>
+            </w:r>
+          </w:p>
+        </w:tc>
+      </w:tr>
+    </w:tbl>
     <w:p/>
     <w:p>
       <w:pPr>
@@ -1319,6 +1832,12 @@
         <w:t>文本输入 → 返回文本答案。适用于文字输入场景。</w:t>
       </w:r>
     </w:p>
+    <w:p>
+      <w:pPr/>
+      <w:r>
+        <w:t>Provider 模式：设置 DEEPSEEK_API_KEY 后，本接口使用 DeepSeek 大模型生成真实回答；未设置时自动降级为 Mock 模板回答。当房间已设置 currentSpot 时，LLM 会结合当前景点上下文给出更精准的讲解。</w:t>
+      </w:r>
+    </w:p>
     <w:p/>
     <w:p>
       <w:pPr>
@@ -1838,6 +2357,12 @@
           <w:sz w:val="20"/>
         </w:rPr>
         <w:t>一键完成"录音→问答→播报→续讲"全流程。前端只需上传录音文件，即可拿到文字答案和语音。</w:t>
+      </w:r>
+    </w:p>
+    <w:p>
+      <w:pPr/>
+      <w:r>
+        <w:t>Provider 模式：问答与续讲文本由 LLM Provider 生成（已接入 DeepSeek）。ASR 和 TTS 当前仍为 Mock 模拟（后续接入真实语音服务）。</w:t>
       </w:r>
     </w:p>
     <w:p/>
@@ -2900,6 +3425,12 @@
         <w:t>游客拍照后调用，AI 识别图片中的景点并返回介绍和周边推荐。</w:t>
       </w:r>
     </w:p>
+    <w:p>
+      <w:pPr/>
+      <w:r>
+        <w:t>Provider 模式：识别逻辑由 VisionProvider 抽象层处理。当前为 Mock 降级（3 个硬编码景点：入口广场 / 主展厅 / 钟楼），后续设置 VISION_API_KEY 后可接入 Qwen-VL 多模态模型实现真实识景。</w:t>
+      </w:r>
+    </w:p>
     <w:p/>
     <w:p>
       <w:pPr>
@@ -3506,6 +4037,12 @@
         <w:t>根据游客偏好自动推荐最优游览路线，包含各景点停留时长和推荐理由。</w:t>
       </w:r>
     </w:p>
+    <w:p>
+      <w:pPr/>
+      <w:r>
+        <w:t>Provider 模式：路线规划由 MapProvider 抽象层处理。当前为 Mock 降级（4 条预设路线：历史轻松线 / 历史深读线 / 亲子探索线 / 经典中轴线），每条路线含预估时间、景点列表和推荐理由。后续设置 MAP_API_KEY 后可接入高德/百度地图 API 实现真实距离计算与路径规划。</w:t>
+      </w:r>
+    </w:p>
     <w:p/>
     <w:p>
       <w:pPr>
@@ -3989,11 +4526,7 @@
           </w:tcPr>
           <w:p>
             <w:r>
-              <w:rPr>
-                <w:rFonts w:ascii="微软雅黑" w:hAnsi="微软雅黑" w:eastAsia="微软雅黑"/>
-                <w:sz w:val="20"/>
-              </w:rPr>
-              <w:t>文本问答</w:t>
+              <w:t>文本问答 - 已接入 DeepSeek LLM，支持 Mock 降级</w:t>
             </w:r>
           </w:p>
         </w:tc>
@@ -4047,11 +4580,7 @@
           </w:tcPr>
           <w:p>
             <w:r>
-              <w:rPr>
-                <w:rFonts w:ascii="微软雅黑" w:hAnsi="微软雅黑" w:eastAsia="微软雅黑"/>
-                <w:sz w:val="20"/>
-              </w:rPr>
-              <w:t>语音问答链路 ⭐</w:t>
+              <w:t>语音问答链路 - LLM 已接入 DeepSeek，ASR/TTS 仍为 Mock</w:t>
             </w:r>
           </w:p>
         </w:tc>
@@ -4105,11 +4634,7 @@
           </w:tcPr>
           <w:p>
             <w:r>
-              <w:rPr>
-                <w:rFonts w:ascii="微软雅黑" w:hAnsi="微软雅黑" w:eastAsia="微软雅黑"/>
-                <w:sz w:val="20"/>
-              </w:rPr>
-              <w:t>语音识别 ⭐</w:t>
+              <w:t>语音识别 - Mock 模拟，后续接入真实 ASR</w:t>
             </w:r>
           </w:p>
         </w:tc>
@@ -4163,11 +4688,7 @@
           </w:tcPr>
           <w:p>
             <w:r>
-              <w:rPr>
-                <w:rFonts w:ascii="微软雅黑" w:hAnsi="微软雅黑" w:eastAsia="微软雅黑"/>
-                <w:sz w:val="20"/>
-              </w:rPr>
-              <w:t>语音合成 ⭐</w:t>
+              <w:t>语音合成 - Mock 模拟，后续接入真实 TTS</w:t>
             </w:r>
           </w:p>
         </w:tc>
@@ -4221,11 +4742,7 @@
           </w:tcPr>
           <w:p>
             <w:r>
-              <w:rPr>
-                <w:rFonts w:ascii="微软雅黑" w:hAnsi="微软雅黑" w:eastAsia="微软雅黑"/>
-                <w:sz w:val="20"/>
-              </w:rPr>
-              <w:t>图片识景 ⭐</w:t>
+              <w:t>图片识景 - VisionProvider 抽象层，当前 Mock 降级</w:t>
             </w:r>
           </w:p>
         </w:tc>
@@ -4279,11 +4796,7 @@
           </w:tcPr>
           <w:p>
             <w:r>
-              <w:rPr>
-                <w:rFonts w:ascii="微软雅黑" w:hAnsi="微软雅黑" w:eastAsia="微软雅黑"/>
-                <w:sz w:val="20"/>
-              </w:rPr>
-              <w:t>路线推荐 ⭐</w:t>
+              <w:t>路线推荐 - MapProvider 抽象层，当前 Mock 降级</w:t>
             </w:r>
           </w:p>
         </w:tc>
@@ -4378,6 +4891,39 @@
           <w:sz w:val="22"/>
         </w:rPr>
         <w:t>，由 Pydantic 自动校验。</w:t>
+      </w:r>
+    </w:p>
+    <w:p/>
+    <w:p>
+      <w:pPr>
+        <w:pStyle w:val="Heading2"/>
+      </w:pPr>
+      <w:r>
+        <w:t>Mock 降级说明</w:t>
+      </w:r>
+    </w:p>
+    <w:p>
+      <w:pPr/>
+      <w:r>
+        <w:t>当环境变量中未配置对应的 API Key 时，系统自动降级到 Mock Provider，确保服务始终可用：</w:t>
+        <w:br/>
+        <w:br/>
+        <w:t>- LLM Mock：返回模板化回答（格式：关于「问题」的解答：当前位于 {spot}，这里是模拟答案...）</w:t>
+        <w:br/>
+        <w:t>- Vision Mock：根据 currentSpotId 匹配 3 个预设景点（入口广场 / 主展厅 / 钟楼），置信度固定 0.87</w:t>
+        <w:br/>
+        <w:t>- Map Mock：根据偏好参数返回 4 条预设路线之一</w:t>
+        <w:br/>
+        <w:t xml:space="preserve">  * 有老人/体力弱/避拥挤 -&gt; 历史轻松线（55分钟，4个景点）</w:t>
+        <w:br/>
+        <w:t xml:space="preserve">  * 兴趣含历史/摄影 -&gt; 历史深读线（80分钟，5个景点）</w:t>
+        <w:br/>
+        <w:t xml:space="preserve">  * 带孩子 -&gt; 亲子探索线（45分钟，4个景点）</w:t>
+        <w:br/>
+        <w:t xml:space="preserve">  * 默认 -&gt; 经典中轴线（60分钟，4个景点）</w:t>
+        <w:br/>
+        <w:br/>
+        <w:t>启用真实服务：只需在 .env 文件中设置对应的 API_KEY，重启服务即可自动切换，无需修改代码。</w:t>
       </w:r>
     </w:p>
     <w:sectPr>
